--- a/Primer Reto/Documentacion.docx
+++ b/Primer Reto/Documentacion.docx
@@ -177,35 +177,7 @@
         <w:rPr>
           <w:rFonts w:ascii="Times New Roman" w:hAnsi="Times New Roman" w:cs="Times New Roman"/>
         </w:rPr>
-        <w:t xml:space="preserve">Cada rama ejecuta consultas independientes a </w:t>
-      </w:r>
-      <w:proofErr w:type="spellStart"/>
-      <w:r>
-        <w:rPr>
-          <w:rFonts w:ascii="Times New Roman" w:hAnsi="Times New Roman" w:cs="Times New Roman"/>
-        </w:rPr>
-        <w:t>APIs</w:t>
-      </w:r>
-      <w:proofErr w:type="spellEnd"/>
-      <w:r>
-        <w:rPr>
-          <w:rFonts w:ascii="Times New Roman" w:hAnsi="Times New Roman" w:cs="Times New Roman"/>
-        </w:rPr>
-        <w:t xml:space="preserve"> externas y posteriormente los resultados son consolidados mediante nodos </w:t>
-      </w:r>
-      <w:proofErr w:type="spellStart"/>
-      <w:r>
-        <w:rPr>
-          <w:rFonts w:ascii="Times New Roman" w:hAnsi="Times New Roman" w:cs="Times New Roman"/>
-        </w:rPr>
-        <w:t>Merge</w:t>
-      </w:r>
-      <w:proofErr w:type="spellEnd"/>
-      <w:r>
-        <w:rPr>
-          <w:rFonts w:ascii="Times New Roman" w:hAnsi="Times New Roman" w:cs="Times New Roman"/>
-        </w:rPr>
-        <w:t>.</w:t>
+        <w:t>Cada rama ejecuta consultas independientes a APIs externas y posteriormente los resultados son consolidados mediante nodos Merge.</w:t>
       </w:r>
     </w:p>
     <w:p>
@@ -265,21 +237,7 @@
         <w:rPr>
           <w:rFonts w:ascii="Times New Roman" w:hAnsi="Times New Roman" w:cs="Times New Roman"/>
         </w:rPr>
-        <w:t>Esta rama consume la API Open-</w:t>
-      </w:r>
-      <w:proofErr w:type="spellStart"/>
-      <w:r>
-        <w:rPr>
-          <w:rFonts w:ascii="Times New Roman" w:hAnsi="Times New Roman" w:cs="Times New Roman"/>
-        </w:rPr>
-        <w:t>Meteo</w:t>
-      </w:r>
-      <w:proofErr w:type="spellEnd"/>
-      <w:r>
-        <w:rPr>
-          <w:rFonts w:ascii="Times New Roman" w:hAnsi="Times New Roman" w:cs="Times New Roman"/>
-        </w:rPr>
-        <w:t xml:space="preserve"> para consultar información meteorológica de cinco ciudades ecuatorianas:</w:t>
+        <w:t>Esta rama consume la API Open-Meteo para consultar información meteorológica de cinco ciudades ecuatorianas:</w:t>
       </w:r>
     </w:p>
     <w:p>
@@ -378,48 +336,20 @@
           <w:rFonts w:ascii="Times New Roman" w:hAnsi="Times New Roman" w:cs="Times New Roman"/>
         </w:rPr>
         <w:lastRenderedPageBreak/>
-        <w:t xml:space="preserve">Para el procesamiento iterativo se utilizó el nodo Loop Over </w:t>
-      </w:r>
-      <w:proofErr w:type="spellStart"/>
-      <w:r>
-        <w:rPr>
-          <w:rFonts w:ascii="Times New Roman" w:hAnsi="Times New Roman" w:cs="Times New Roman"/>
-        </w:rPr>
-        <w:t>Items</w:t>
-      </w:r>
-      <w:proofErr w:type="spellEnd"/>
-      <w:r>
-        <w:rPr>
-          <w:rFonts w:ascii="Times New Roman" w:hAnsi="Times New Roman" w:cs="Times New Roman"/>
-        </w:rPr>
-        <w:t>, permitiendo recorrer individualmente cada ciudad definida previamente en un nodo Set.</w:t>
-      </w:r>
-    </w:p>
-    <w:p>
-      <w:pPr>
-        <w:rPr>
-          <w:rFonts w:ascii="Times New Roman" w:hAnsi="Times New Roman" w:cs="Times New Roman"/>
-        </w:rPr>
-      </w:pPr>
-      <w:r>
-        <w:rPr>
-          <w:rFonts w:ascii="Times New Roman" w:hAnsi="Times New Roman" w:cs="Times New Roman"/>
-        </w:rPr>
-        <w:t xml:space="preserve">Por cada iteración se ejecutó un HTTP </w:t>
-      </w:r>
-      <w:proofErr w:type="spellStart"/>
-      <w:r>
-        <w:rPr>
-          <w:rFonts w:ascii="Times New Roman" w:hAnsi="Times New Roman" w:cs="Times New Roman"/>
-        </w:rPr>
-        <w:t>Request</w:t>
-      </w:r>
-      <w:proofErr w:type="spellEnd"/>
-      <w:r>
-        <w:rPr>
-          <w:rFonts w:ascii="Times New Roman" w:hAnsi="Times New Roman" w:cs="Times New Roman"/>
-        </w:rPr>
-        <w:t xml:space="preserve"> dinámico utilizando expresiones para enviar latitud y longitud hacia la API.</w:t>
+        <w:t>Para el procesamiento iterativo se utilizó el nodo Loop Over Items, permitiendo recorrer individualmente cada ciudad definida previamente en un nodo Set.</w:t>
+      </w:r>
+    </w:p>
+    <w:p>
+      <w:pPr>
+        <w:rPr>
+          <w:rFonts w:ascii="Times New Roman" w:hAnsi="Times New Roman" w:cs="Times New Roman"/>
+        </w:rPr>
+      </w:pPr>
+      <w:r>
+        <w:rPr>
+          <w:rFonts w:ascii="Times New Roman" w:hAnsi="Times New Roman" w:cs="Times New Roman"/>
+        </w:rPr>
+        <w:t>Por cada iteración se ejecutó un HTTP Request dinámico utilizando expresiones para enviar latitud y longitud hacia la API.</w:t>
       </w:r>
     </w:p>
     <w:p>
@@ -611,21 +541,7 @@
         <w:rPr>
           <w:rFonts w:ascii="Times New Roman" w:hAnsi="Times New Roman" w:cs="Times New Roman"/>
         </w:rPr>
-        <w:t xml:space="preserve">Esta rama utiliza la API REST </w:t>
-      </w:r>
-      <w:proofErr w:type="spellStart"/>
-      <w:r>
-        <w:rPr>
-          <w:rFonts w:ascii="Times New Roman" w:hAnsi="Times New Roman" w:cs="Times New Roman"/>
-        </w:rPr>
-        <w:t>Countries</w:t>
-      </w:r>
-      <w:proofErr w:type="spellEnd"/>
-      <w:r>
-        <w:rPr>
-          <w:rFonts w:ascii="Times New Roman" w:hAnsi="Times New Roman" w:cs="Times New Roman"/>
-        </w:rPr>
-        <w:t xml:space="preserve"> para consultar información de:</w:t>
+        <w:t>Esta rama utiliza la API REST Countries para consultar información de:</w:t>
       </w:r>
     </w:p>
     <w:p>
@@ -1019,42 +935,20 @@
         <w:rPr>
           <w:rFonts w:ascii="Times New Roman" w:hAnsi="Times New Roman" w:cs="Times New Roman"/>
         </w:rPr>
-        <w:t xml:space="preserve">Para ello, en los nodos HTTP </w:t>
-      </w:r>
-      <w:proofErr w:type="spellStart"/>
-      <w:r>
-        <w:rPr>
-          <w:rFonts w:ascii="Times New Roman" w:hAnsi="Times New Roman" w:cs="Times New Roman"/>
-        </w:rPr>
-        <w:t>Request</w:t>
-      </w:r>
-      <w:proofErr w:type="spellEnd"/>
-      <w:r>
-        <w:rPr>
-          <w:rFonts w:ascii="Times New Roman" w:hAnsi="Times New Roman" w:cs="Times New Roman"/>
-        </w:rPr>
-        <w:t xml:space="preserve"> se configuró:</w:t>
-      </w:r>
-    </w:p>
-    <w:p>
-      <w:pPr>
-        <w:rPr>
-          <w:rFonts w:ascii="Times New Roman" w:hAnsi="Times New Roman" w:cs="Times New Roman"/>
-        </w:rPr>
-      </w:pPr>
-      <w:proofErr w:type="spellStart"/>
-      <w:r>
-        <w:rPr>
-          <w:rFonts w:ascii="Times New Roman" w:hAnsi="Times New Roman" w:cs="Times New Roman"/>
-        </w:rPr>
-        <w:t>On</w:t>
-      </w:r>
-      <w:proofErr w:type="spellEnd"/>
-      <w:r>
-        <w:rPr>
-          <w:rFonts w:ascii="Times New Roman" w:hAnsi="Times New Roman" w:cs="Times New Roman"/>
-        </w:rPr>
-        <w:t xml:space="preserve"> Error → Continue Regular Output</w:t>
+        <w:t>Para ello, en los nodos HTTP Request se configuró:</w:t>
+      </w:r>
+    </w:p>
+    <w:p>
+      <w:pPr>
+        <w:rPr>
+          <w:rFonts w:ascii="Times New Roman" w:hAnsi="Times New Roman" w:cs="Times New Roman"/>
+        </w:rPr>
+      </w:pPr>
+      <w:r>
+        <w:rPr>
+          <w:rFonts w:ascii="Times New Roman" w:hAnsi="Times New Roman" w:cs="Times New Roman"/>
+        </w:rPr>
+        <w:t>On Error → Continue Regular Output</w:t>
       </w:r>
     </w:p>
     <w:p>
@@ -1080,21 +974,7 @@
         <w:rPr>
           <w:rFonts w:ascii="Times New Roman" w:hAnsi="Times New Roman" w:cs="Times New Roman"/>
         </w:rPr>
-        <w:t xml:space="preserve">Adicionalmente, en los nodos Code se implementó lógica condicional para detectar respuestas inválidas o errores provenientes de las </w:t>
-      </w:r>
-      <w:proofErr w:type="spellStart"/>
-      <w:r>
-        <w:rPr>
-          <w:rFonts w:ascii="Times New Roman" w:hAnsi="Times New Roman" w:cs="Times New Roman"/>
-        </w:rPr>
-        <w:t>APIs</w:t>
-      </w:r>
-      <w:proofErr w:type="spellEnd"/>
-      <w:r>
-        <w:rPr>
-          <w:rFonts w:ascii="Times New Roman" w:hAnsi="Times New Roman" w:cs="Times New Roman"/>
-        </w:rPr>
-        <w:t>.</w:t>
+        <w:t>Adicionalmente, en los nodos Code se implementó lógica condicional para detectar respuestas inválidas o errores provenientes de las APIs.</w:t>
       </w:r>
     </w:p>
     <w:p>
@@ -1171,19 +1051,11 @@
           <w:rFonts w:ascii="Times New Roman" w:hAnsi="Times New Roman" w:cs="Times New Roman"/>
         </w:rPr>
       </w:pPr>
-      <w:proofErr w:type="spellStart"/>
-      <w:r>
-        <w:rPr>
-          <w:rFonts w:ascii="Times New Roman" w:hAnsi="Times New Roman" w:cs="Times New Roman"/>
-        </w:rPr>
-        <w:t>timestamp</w:t>
-      </w:r>
-      <w:proofErr w:type="spellEnd"/>
-      <w:r>
-        <w:rPr>
-          <w:rFonts w:ascii="Times New Roman" w:hAnsi="Times New Roman" w:cs="Times New Roman"/>
-        </w:rPr>
-        <w:t xml:space="preserve"> </w:t>
+      <w:r>
+        <w:rPr>
+          <w:rFonts w:ascii="Times New Roman" w:hAnsi="Times New Roman" w:cs="Times New Roman"/>
+        </w:rPr>
+        <w:t xml:space="preserve">timestamp </w:t>
       </w:r>
     </w:p>
     <w:p>
@@ -1335,19 +1207,11 @@
           <w:rFonts w:ascii="Times New Roman" w:hAnsi="Times New Roman" w:cs="Times New Roman"/>
         </w:rPr>
       </w:pPr>
-      <w:proofErr w:type="spellStart"/>
-      <w:r>
-        <w:rPr>
-          <w:rFonts w:ascii="Times New Roman" w:hAnsi="Times New Roman" w:cs="Times New Roman"/>
-        </w:rPr>
-        <w:t>timestamp</w:t>
-      </w:r>
-      <w:proofErr w:type="spellEnd"/>
-      <w:r>
-        <w:rPr>
-          <w:rFonts w:ascii="Times New Roman" w:hAnsi="Times New Roman" w:cs="Times New Roman"/>
-        </w:rPr>
-        <w:t xml:space="preserve"> de ejecución </w:t>
+      <w:r>
+        <w:rPr>
+          <w:rFonts w:ascii="Times New Roman" w:hAnsi="Times New Roman" w:cs="Times New Roman"/>
+        </w:rPr>
+        <w:t xml:space="preserve">timestamp de ejecución </w:t>
       </w:r>
     </w:p>
     <w:p>
@@ -1485,23 +1349,7 @@
           <w:lang w:val="en-US"/>
         </w:rPr>
         <w:br/>
-        <w:t xml:space="preserve">  "</w:t>
-      </w:r>
-      <w:proofErr w:type="spellStart"/>
-      <w:r>
-        <w:rPr>
-          <w:rFonts w:ascii="Times New Roman" w:hAnsi="Times New Roman" w:cs="Times New Roman"/>
-          <w:lang w:val="en-US"/>
-        </w:rPr>
-        <w:t>reporte</w:t>
-      </w:r>
-      <w:proofErr w:type="spellEnd"/>
-      <w:r>
-        <w:rPr>
-          <w:rFonts w:ascii="Times New Roman" w:hAnsi="Times New Roman" w:cs="Times New Roman"/>
-          <w:lang w:val="en-US"/>
-        </w:rPr>
-        <w:t>": {</w:t>
+        <w:t xml:space="preserve">  "reporte": {</w:t>
       </w:r>
       <w:r>
         <w:rPr>
@@ -1525,87 +1373,23 @@
           <w:lang w:val="en-US"/>
         </w:rPr>
         <w:br/>
-        <w:t xml:space="preserve">    "</w:t>
-      </w:r>
-      <w:proofErr w:type="spellStart"/>
+        <w:t xml:space="preserve">    "estado": "completo",</w:t>
+      </w:r>
       <w:r>
         <w:rPr>
           <w:rFonts w:ascii="Times New Roman" w:hAnsi="Times New Roman" w:cs="Times New Roman"/>
           <w:lang w:val="en-US"/>
         </w:rPr>
-        <w:t>estado</w:t>
-      </w:r>
-      <w:proofErr w:type="spellEnd"/>
+        <w:br/>
+        <w:t xml:space="preserve">    "fuentes": [</w:t>
+      </w:r>
       <w:r>
         <w:rPr>
           <w:rFonts w:ascii="Times New Roman" w:hAnsi="Times New Roman" w:cs="Times New Roman"/>
           <w:lang w:val="en-US"/>
         </w:rPr>
-        <w:t>": "</w:t>
-      </w:r>
-      <w:proofErr w:type="spellStart"/>
-      <w:r>
-        <w:rPr>
-          <w:rFonts w:ascii="Times New Roman" w:hAnsi="Times New Roman" w:cs="Times New Roman"/>
-          <w:lang w:val="en-US"/>
-        </w:rPr>
-        <w:t>completo</w:t>
-      </w:r>
-      <w:proofErr w:type="spellEnd"/>
-      <w:r>
-        <w:rPr>
-          <w:rFonts w:ascii="Times New Roman" w:hAnsi="Times New Roman" w:cs="Times New Roman"/>
-          <w:lang w:val="en-US"/>
-        </w:rPr>
-        <w:t>",</w:t>
-      </w:r>
-      <w:r>
-        <w:rPr>
-          <w:rFonts w:ascii="Times New Roman" w:hAnsi="Times New Roman" w:cs="Times New Roman"/>
-          <w:lang w:val="en-US"/>
-        </w:rPr>
         <w:br/>
-        <w:t xml:space="preserve">    "</w:t>
-      </w:r>
-      <w:proofErr w:type="spellStart"/>
-      <w:r>
-        <w:rPr>
-          <w:rFonts w:ascii="Times New Roman" w:hAnsi="Times New Roman" w:cs="Times New Roman"/>
-          <w:lang w:val="en-US"/>
-        </w:rPr>
-        <w:t>fuentes</w:t>
-      </w:r>
-      <w:proofErr w:type="spellEnd"/>
-      <w:r>
-        <w:rPr>
-          <w:rFonts w:ascii="Times New Roman" w:hAnsi="Times New Roman" w:cs="Times New Roman"/>
-          <w:lang w:val="en-US"/>
-        </w:rPr>
-        <w:t>": [</w:t>
-      </w:r>
-      <w:r>
-        <w:rPr>
-          <w:rFonts w:ascii="Times New Roman" w:hAnsi="Times New Roman" w:cs="Times New Roman"/>
-          <w:lang w:val="en-US"/>
-        </w:rPr>
-        <w:br/>
-        <w:t xml:space="preserve">      "open-</w:t>
-      </w:r>
-      <w:proofErr w:type="spellStart"/>
-      <w:r>
-        <w:rPr>
-          <w:rFonts w:ascii="Times New Roman" w:hAnsi="Times New Roman" w:cs="Times New Roman"/>
-          <w:lang w:val="en-US"/>
-        </w:rPr>
-        <w:t>meteo</w:t>
-      </w:r>
-      <w:proofErr w:type="spellEnd"/>
-      <w:r>
-        <w:rPr>
-          <w:rFonts w:ascii="Times New Roman" w:hAnsi="Times New Roman" w:cs="Times New Roman"/>
-          <w:lang w:val="en-US"/>
-        </w:rPr>
-        <w:t>",</w:t>
+        <w:t xml:space="preserve">      "open-meteo",</w:t>
       </w:r>
       <w:r>
         <w:rPr>
@@ -1898,14 +1682,296 @@
           <w:b/>
           <w:bCs/>
         </w:rPr>
-        <w:t>7</w:t>
-      </w:r>
-      <w:r>
+        <w:t>7. Propuestas de Mejora para Producción</w:t>
+      </w:r>
+    </w:p>
+    <w:p>
+      <w:pPr>
+        <w:rPr>
+          <w:rFonts w:ascii="Times New Roman" w:hAnsi="Times New Roman" w:cs="Times New Roman"/>
+        </w:rPr>
+      </w:pPr>
+      <w:r>
+        <w:rPr>
+          <w:rFonts w:ascii="Times New Roman" w:hAnsi="Times New Roman" w:cs="Times New Roman"/>
+        </w:rPr>
+        <w:t>Para un entorno productivo real se proponen las siguientes mejoras:</w:t>
+      </w:r>
+    </w:p>
+    <w:p>
+      <w:pPr>
         <w:rPr>
           <w:rFonts w:ascii="Times New Roman" w:hAnsi="Times New Roman" w:cs="Times New Roman"/>
           <w:b/>
           <w:bCs/>
         </w:rPr>
+      </w:pPr>
+      <w:r>
+        <w:rPr>
+          <w:rFonts w:ascii="Times New Roman" w:hAnsi="Times New Roman" w:cs="Times New Roman"/>
+          <w:b/>
+          <w:bCs/>
+        </w:rPr>
+        <w:t>Persistencia de resultados</w:t>
+      </w:r>
+    </w:p>
+    <w:p>
+      <w:pPr>
+        <w:rPr>
+          <w:rFonts w:ascii="Times New Roman" w:hAnsi="Times New Roman" w:cs="Times New Roman"/>
+        </w:rPr>
+      </w:pPr>
+      <w:r>
+        <w:rPr>
+          <w:rFonts w:ascii="Times New Roman" w:hAnsi="Times New Roman" w:cs="Times New Roman"/>
+        </w:rPr>
+        <w:t>Guardar los reportes generados en:</w:t>
+      </w:r>
+    </w:p>
+    <w:p>
+      <w:pPr>
+        <w:numPr>
+          <w:ilvl w:val="0"/>
+          <w:numId w:val="14"/>
+        </w:numPr>
+        <w:rPr>
+          <w:rFonts w:ascii="Times New Roman" w:hAnsi="Times New Roman" w:cs="Times New Roman"/>
+        </w:rPr>
+      </w:pPr>
+      <w:r>
+        <w:rPr>
+          <w:rFonts w:ascii="Times New Roman" w:hAnsi="Times New Roman" w:cs="Times New Roman"/>
+        </w:rPr>
+        <w:t xml:space="preserve">bases de datos </w:t>
+      </w:r>
+    </w:p>
+    <w:p>
+      <w:pPr>
+        <w:numPr>
+          <w:ilvl w:val="0"/>
+          <w:numId w:val="14"/>
+        </w:numPr>
+        <w:rPr>
+          <w:rFonts w:ascii="Times New Roman" w:hAnsi="Times New Roman" w:cs="Times New Roman"/>
+        </w:rPr>
+      </w:pPr>
+      <w:r>
+        <w:rPr>
+          <w:rFonts w:ascii="Times New Roman" w:hAnsi="Times New Roman" w:cs="Times New Roman"/>
+        </w:rPr>
+        <w:t xml:space="preserve">almacenamiento cloud </w:t>
+      </w:r>
+    </w:p>
+    <w:p>
+      <w:pPr>
+        <w:numPr>
+          <w:ilvl w:val="0"/>
+          <w:numId w:val="14"/>
+        </w:numPr>
+        <w:rPr>
+          <w:rFonts w:ascii="Times New Roman" w:hAnsi="Times New Roman" w:cs="Times New Roman"/>
+        </w:rPr>
+      </w:pPr>
+      <w:r>
+        <w:rPr>
+          <w:rFonts w:ascii="Times New Roman" w:hAnsi="Times New Roman" w:cs="Times New Roman"/>
+        </w:rPr>
+        <w:t xml:space="preserve">data warehouse </w:t>
+      </w:r>
+    </w:p>
+    <w:p>
+      <w:pPr>
+        <w:rPr>
+          <w:rFonts w:ascii="Times New Roman" w:hAnsi="Times New Roman" w:cs="Times New Roman"/>
+          <w:b/>
+          <w:bCs/>
+        </w:rPr>
+      </w:pPr>
+      <w:r>
+        <w:rPr>
+          <w:rFonts w:ascii="Times New Roman" w:hAnsi="Times New Roman" w:cs="Times New Roman"/>
+          <w:b/>
+          <w:bCs/>
+        </w:rPr>
+        <w:t>Reintentos automáticos</w:t>
+      </w:r>
+    </w:p>
+    <w:p>
+      <w:pPr>
+        <w:rPr>
+          <w:rFonts w:ascii="Times New Roman" w:hAnsi="Times New Roman" w:cs="Times New Roman"/>
+        </w:rPr>
+      </w:pPr>
+      <w:r>
+        <w:rPr>
+          <w:rFonts w:ascii="Times New Roman" w:hAnsi="Times New Roman" w:cs="Times New Roman"/>
+        </w:rPr>
+        <w:t>Configurar estrategias de retry para APIs externas temporales.</w:t>
+      </w:r>
+    </w:p>
+    <w:p>
+      <w:pPr>
+        <w:rPr>
+          <w:rFonts w:ascii="Times New Roman" w:hAnsi="Times New Roman" w:cs="Times New Roman"/>
+          <w:b/>
+          <w:bCs/>
+        </w:rPr>
+      </w:pPr>
+      <w:r>
+        <w:rPr>
+          <w:rFonts w:ascii="Times New Roman" w:hAnsi="Times New Roman" w:cs="Times New Roman"/>
+          <w:b/>
+          <w:bCs/>
+        </w:rPr>
+        <w:t>Autenticación y seguridad</w:t>
+      </w:r>
+    </w:p>
+    <w:p>
+      <w:pPr>
+        <w:rPr>
+          <w:rFonts w:ascii="Times New Roman" w:hAnsi="Times New Roman" w:cs="Times New Roman"/>
+        </w:rPr>
+      </w:pPr>
+      <w:r>
+        <w:rPr>
+          <w:rFonts w:ascii="Times New Roman" w:hAnsi="Times New Roman" w:cs="Times New Roman"/>
+        </w:rPr>
+        <w:t>Implementar manejo seguro de credenciales mediante variables de entorno y secretos.</w:t>
+      </w:r>
+    </w:p>
+    <w:p>
+      <w:pPr>
+        <w:rPr>
+          <w:rFonts w:ascii="Times New Roman" w:hAnsi="Times New Roman" w:cs="Times New Roman"/>
+          <w:b/>
+          <w:bCs/>
+        </w:rPr>
+      </w:pPr>
+      <w:r>
+        <w:rPr>
+          <w:rFonts w:ascii="Times New Roman" w:hAnsi="Times New Roman" w:cs="Times New Roman"/>
+          <w:b/>
+          <w:bCs/>
+        </w:rPr>
+        <w:t>Monitoreo y observabilidad</w:t>
+      </w:r>
+    </w:p>
+    <w:p>
+      <w:pPr>
+        <w:rPr>
+          <w:rFonts w:ascii="Times New Roman" w:hAnsi="Times New Roman" w:cs="Times New Roman"/>
+        </w:rPr>
+      </w:pPr>
+      <w:r>
+        <w:rPr>
+          <w:rFonts w:ascii="Times New Roman" w:hAnsi="Times New Roman" w:cs="Times New Roman"/>
+        </w:rPr>
+        <w:t>Integrar herramientas de monitoreo para registrar:</w:t>
+      </w:r>
+    </w:p>
+    <w:p>
+      <w:pPr>
+        <w:numPr>
+          <w:ilvl w:val="0"/>
+          <w:numId w:val="15"/>
+        </w:numPr>
+        <w:rPr>
+          <w:rFonts w:ascii="Times New Roman" w:hAnsi="Times New Roman" w:cs="Times New Roman"/>
+        </w:rPr>
+      </w:pPr>
+      <w:r>
+        <w:rPr>
+          <w:rFonts w:ascii="Times New Roman" w:hAnsi="Times New Roman" w:cs="Times New Roman"/>
+        </w:rPr>
+        <w:t xml:space="preserve">tiempos de respuesta </w:t>
+      </w:r>
+    </w:p>
+    <w:p>
+      <w:pPr>
+        <w:numPr>
+          <w:ilvl w:val="0"/>
+          <w:numId w:val="15"/>
+        </w:numPr>
+        <w:rPr>
+          <w:rFonts w:ascii="Times New Roman" w:hAnsi="Times New Roman" w:cs="Times New Roman"/>
+        </w:rPr>
+      </w:pPr>
+      <w:r>
+        <w:rPr>
+          <w:rFonts w:ascii="Times New Roman" w:hAnsi="Times New Roman" w:cs="Times New Roman"/>
+        </w:rPr>
+        <w:t xml:space="preserve">errores </w:t>
+      </w:r>
+    </w:p>
+    <w:p>
+      <w:pPr>
+        <w:numPr>
+          <w:ilvl w:val="0"/>
+          <w:numId w:val="15"/>
+        </w:numPr>
+        <w:rPr>
+          <w:rFonts w:ascii="Times New Roman" w:hAnsi="Times New Roman" w:cs="Times New Roman"/>
+        </w:rPr>
+      </w:pPr>
+      <w:r>
+        <w:rPr>
+          <w:rFonts w:ascii="Times New Roman" w:hAnsi="Times New Roman" w:cs="Times New Roman"/>
+        </w:rPr>
+        <w:t xml:space="preserve">disponibilidad de APIs </w:t>
+      </w:r>
+    </w:p>
+    <w:p>
+      <w:pPr>
+        <w:rPr>
+          <w:rFonts w:ascii="Times New Roman" w:hAnsi="Times New Roman" w:cs="Times New Roman"/>
+          <w:b/>
+          <w:bCs/>
+        </w:rPr>
+      </w:pPr>
+      <w:r>
+        <w:rPr>
+          <w:rFonts w:ascii="Times New Roman" w:hAnsi="Times New Roman" w:cs="Times New Roman"/>
+          <w:b/>
+          <w:bCs/>
+        </w:rPr>
+        <w:t>Escalabilidad</w:t>
+      </w:r>
+    </w:p>
+    <w:p>
+      <w:pPr>
+        <w:rPr>
+          <w:rFonts w:ascii="Times New Roman" w:hAnsi="Times New Roman" w:cs="Times New Roman"/>
+        </w:rPr>
+      </w:pPr>
+      <w:r>
+        <w:rPr>
+          <w:rFonts w:ascii="Times New Roman" w:hAnsi="Times New Roman" w:cs="Times New Roman"/>
+        </w:rPr>
+        <w:t>Migrar el pipeline a ejecución programada mediante cron jobs y procesamiento distribuido.</w:t>
+      </w:r>
+    </w:p>
+    <w:p>
+      <w:pPr>
+        <w:rPr>
+          <w:rFonts w:ascii="Times New Roman" w:hAnsi="Times New Roman" w:cs="Times New Roman"/>
+          <w:b/>
+          <w:bCs/>
+        </w:rPr>
+      </w:pPr>
+      <w:r>
+        <w:rPr>
+          <w:rFonts w:ascii="Times New Roman" w:hAnsi="Times New Roman" w:cs="Times New Roman"/>
+          <w:b/>
+          <w:bCs/>
+        </w:rPr>
+        <w:t>8</w:t>
+      </w:r>
+      <w:r>
+        <w:rPr>
+          <w:rFonts w:ascii="Times New Roman" w:hAnsi="Times New Roman" w:cs="Times New Roman"/>
+          <w:b/>
+          <w:bCs/>
+        </w:rPr>
         <w:t>. Conclusiones</w:t>
       </w:r>
     </w:p>
@@ -1919,21 +1985,7 @@
         <w:rPr>
           <w:rFonts w:ascii="Times New Roman" w:hAnsi="Times New Roman" w:cs="Times New Roman"/>
         </w:rPr>
-        <w:t xml:space="preserve">El pipeline desarrollado permitió automatizar exitosamente la integración de datos </w:t>
-      </w:r>
-      <w:proofErr w:type="spellStart"/>
-      <w:r>
-        <w:rPr>
-          <w:rFonts w:ascii="Times New Roman" w:hAnsi="Times New Roman" w:cs="Times New Roman"/>
-        </w:rPr>
-        <w:t>multi-fuente</w:t>
-      </w:r>
-      <w:proofErr w:type="spellEnd"/>
-      <w:r>
-        <w:rPr>
-          <w:rFonts w:ascii="Times New Roman" w:hAnsi="Times New Roman" w:cs="Times New Roman"/>
-        </w:rPr>
-        <w:t xml:space="preserve"> utilizando N8N y transformaciones en JavaScript.</w:t>
+        <w:t>El pipeline desarrollado permitió automatizar exitosamente la integración de datos multi-fuente utilizando N8N y transformaciones en JavaScript.</w:t>
       </w:r>
     </w:p>
     <w:p>
@@ -1963,6 +2015,7 @@
         <w:rPr>
           <w:rFonts w:ascii="Times New Roman" w:hAnsi="Times New Roman" w:cs="Times New Roman"/>
         </w:rPr>
+        <w:lastRenderedPageBreak/>
         <w:t xml:space="preserve">procesamiento paralelo eficiente </w:t>
       </w:r>
     </w:p>
@@ -2633,6 +2686,155 @@
     </w:lvl>
   </w:abstractNum>
   <w:abstractNum w:abstractNumId="4" w15:restartNumberingAfterBreak="0">
+    <w:nsid w:val="37D6525D"/>
+    <w:multiLevelType w:val="multilevel"/>
+    <w:tmpl w:val="E014EB0C"/>
+    <w:lvl w:ilvl="0">
+      <w:start w:val="1"/>
+      <w:numFmt w:val="bullet"/>
+      <w:lvlText w:val=""/>
+      <w:lvlJc w:val="left"/>
+      <w:pPr>
+        <w:tabs>
+          <w:tab w:val="num" w:pos="720"/>
+        </w:tabs>
+        <w:ind w:left="720" w:hanging="360"/>
+      </w:pPr>
+      <w:rPr>
+        <w:rFonts w:ascii="Symbol" w:hAnsi="Symbol" w:hint="default"/>
+        <w:sz w:val="20"/>
+      </w:rPr>
+    </w:lvl>
+    <w:lvl w:ilvl="1" w:tentative="1">
+      <w:start w:val="1"/>
+      <w:numFmt w:val="bullet"/>
+      <w:lvlText w:val="o"/>
+      <w:lvlJc w:val="left"/>
+      <w:pPr>
+        <w:tabs>
+          <w:tab w:val="num" w:pos="1440"/>
+        </w:tabs>
+        <w:ind w:left="1440" w:hanging="360"/>
+      </w:pPr>
+      <w:rPr>
+        <w:rFonts w:ascii="Courier New" w:hAnsi="Courier New" w:hint="default"/>
+        <w:sz w:val="20"/>
+      </w:rPr>
+    </w:lvl>
+    <w:lvl w:ilvl="2" w:tentative="1">
+      <w:start w:val="1"/>
+      <w:numFmt w:val="bullet"/>
+      <w:lvlText w:val=""/>
+      <w:lvlJc w:val="left"/>
+      <w:pPr>
+        <w:tabs>
+          <w:tab w:val="num" w:pos="2160"/>
+        </w:tabs>
+        <w:ind w:left="2160" w:hanging="360"/>
+      </w:pPr>
+      <w:rPr>
+        <w:rFonts w:ascii="Wingdings" w:hAnsi="Wingdings" w:hint="default"/>
+        <w:sz w:val="20"/>
+      </w:rPr>
+    </w:lvl>
+    <w:lvl w:ilvl="3" w:tentative="1">
+      <w:start w:val="1"/>
+      <w:numFmt w:val="bullet"/>
+      <w:lvlText w:val=""/>
+      <w:lvlJc w:val="left"/>
+      <w:pPr>
+        <w:tabs>
+          <w:tab w:val="num" w:pos="2880"/>
+        </w:tabs>
+        <w:ind w:left="2880" w:hanging="360"/>
+      </w:pPr>
+      <w:rPr>
+        <w:rFonts w:ascii="Wingdings" w:hAnsi="Wingdings" w:hint="default"/>
+        <w:sz w:val="20"/>
+      </w:rPr>
+    </w:lvl>
+    <w:lvl w:ilvl="4" w:tentative="1">
+      <w:start w:val="1"/>
+      <w:numFmt w:val="bullet"/>
+      <w:lvlText w:val=""/>
+      <w:lvlJc w:val="left"/>
+      <w:pPr>
+        <w:tabs>
+          <w:tab w:val="num" w:pos="3600"/>
+        </w:tabs>
+        <w:ind w:left="3600" w:hanging="360"/>
+      </w:pPr>
+      <w:rPr>
+        <w:rFonts w:ascii="Wingdings" w:hAnsi="Wingdings" w:hint="default"/>
+        <w:sz w:val="20"/>
+      </w:rPr>
+    </w:lvl>
+    <w:lvl w:ilvl="5" w:tentative="1">
+      <w:start w:val="1"/>
+      <w:numFmt w:val="bullet"/>
+      <w:lvlText w:val=""/>
+      <w:lvlJc w:val="left"/>
+      <w:pPr>
+        <w:tabs>
+          <w:tab w:val="num" w:pos="4320"/>
+        </w:tabs>
+        <w:ind w:left="4320" w:hanging="360"/>
+      </w:pPr>
+      <w:rPr>
+        <w:rFonts w:ascii="Wingdings" w:hAnsi="Wingdings" w:hint="default"/>
+        <w:sz w:val="20"/>
+      </w:rPr>
+    </w:lvl>
+    <w:lvl w:ilvl="6" w:tentative="1">
+      <w:start w:val="1"/>
+      <w:numFmt w:val="bullet"/>
+      <w:lvlText w:val=""/>
+      <w:lvlJc w:val="left"/>
+      <w:pPr>
+        <w:tabs>
+          <w:tab w:val="num" w:pos="5040"/>
+        </w:tabs>
+        <w:ind w:left="5040" w:hanging="360"/>
+      </w:pPr>
+      <w:rPr>
+        <w:rFonts w:ascii="Wingdings" w:hAnsi="Wingdings" w:hint="default"/>
+        <w:sz w:val="20"/>
+      </w:rPr>
+    </w:lvl>
+    <w:lvl w:ilvl="7" w:tentative="1">
+      <w:start w:val="1"/>
+      <w:numFmt w:val="bullet"/>
+      <w:lvlText w:val=""/>
+      <w:lvlJc w:val="left"/>
+      <w:pPr>
+        <w:tabs>
+          <w:tab w:val="num" w:pos="5760"/>
+        </w:tabs>
+        <w:ind w:left="5760" w:hanging="360"/>
+      </w:pPr>
+      <w:rPr>
+        <w:rFonts w:ascii="Wingdings" w:hAnsi="Wingdings" w:hint="default"/>
+        <w:sz w:val="20"/>
+      </w:rPr>
+    </w:lvl>
+    <w:lvl w:ilvl="8" w:tentative="1">
+      <w:start w:val="1"/>
+      <w:numFmt w:val="bullet"/>
+      <w:lvlText w:val=""/>
+      <w:lvlJc w:val="left"/>
+      <w:pPr>
+        <w:tabs>
+          <w:tab w:val="num" w:pos="6480"/>
+        </w:tabs>
+        <w:ind w:left="6480" w:hanging="360"/>
+      </w:pPr>
+      <w:rPr>
+        <w:rFonts w:ascii="Wingdings" w:hAnsi="Wingdings" w:hint="default"/>
+        <w:sz w:val="20"/>
+      </w:rPr>
+    </w:lvl>
+  </w:abstractNum>
+  <w:abstractNum w:abstractNumId="5" w15:restartNumberingAfterBreak="0">
     <w:nsid w:val="404E372F"/>
     <w:multiLevelType w:val="multilevel"/>
     <w:tmpl w:val="664626A4"/>
@@ -2781,7 +2983,7 @@
       </w:rPr>
     </w:lvl>
   </w:abstractNum>
-  <w:abstractNum w:abstractNumId="5" w15:restartNumberingAfterBreak="0">
+  <w:abstractNum w:abstractNumId="6" w15:restartNumberingAfterBreak="0">
     <w:nsid w:val="48F23E63"/>
     <w:multiLevelType w:val="multilevel"/>
     <w:tmpl w:val="5BD0CE62"/>
@@ -2930,7 +3132,7 @@
       </w:rPr>
     </w:lvl>
   </w:abstractNum>
-  <w:abstractNum w:abstractNumId="6" w15:restartNumberingAfterBreak="0">
+  <w:abstractNum w:abstractNumId="7" w15:restartNumberingAfterBreak="0">
     <w:nsid w:val="4EDE5EA6"/>
     <w:multiLevelType w:val="multilevel"/>
     <w:tmpl w:val="C4E4E76E"/>
@@ -3079,7 +3281,7 @@
       </w:rPr>
     </w:lvl>
   </w:abstractNum>
-  <w:abstractNum w:abstractNumId="7" w15:restartNumberingAfterBreak="0">
+  <w:abstractNum w:abstractNumId="8" w15:restartNumberingAfterBreak="0">
     <w:nsid w:val="50435F73"/>
     <w:multiLevelType w:val="multilevel"/>
     <w:tmpl w:val="2AA086F0"/>
@@ -3228,7 +3430,7 @@
       </w:rPr>
     </w:lvl>
   </w:abstractNum>
-  <w:abstractNum w:abstractNumId="8" w15:restartNumberingAfterBreak="0">
+  <w:abstractNum w:abstractNumId="9" w15:restartNumberingAfterBreak="0">
     <w:nsid w:val="532E413A"/>
     <w:multiLevelType w:val="multilevel"/>
     <w:tmpl w:val="33AA57B2"/>
@@ -3377,7 +3579,7 @@
       </w:rPr>
     </w:lvl>
   </w:abstractNum>
-  <w:abstractNum w:abstractNumId="9" w15:restartNumberingAfterBreak="0">
+  <w:abstractNum w:abstractNumId="10" w15:restartNumberingAfterBreak="0">
     <w:nsid w:val="66772C19"/>
     <w:multiLevelType w:val="multilevel"/>
     <w:tmpl w:val="E45645C0"/>
@@ -3526,7 +3728,156 @@
       </w:rPr>
     </w:lvl>
   </w:abstractNum>
-  <w:abstractNum w:abstractNumId="10" w15:restartNumberingAfterBreak="0">
+  <w:abstractNum w:abstractNumId="11" w15:restartNumberingAfterBreak="0">
+    <w:nsid w:val="6B3221C2"/>
+    <w:multiLevelType w:val="multilevel"/>
+    <w:tmpl w:val="6E5C18B0"/>
+    <w:lvl w:ilvl="0">
+      <w:start w:val="1"/>
+      <w:numFmt w:val="bullet"/>
+      <w:lvlText w:val=""/>
+      <w:lvlJc w:val="left"/>
+      <w:pPr>
+        <w:tabs>
+          <w:tab w:val="num" w:pos="720"/>
+        </w:tabs>
+        <w:ind w:left="720" w:hanging="360"/>
+      </w:pPr>
+      <w:rPr>
+        <w:rFonts w:ascii="Symbol" w:hAnsi="Symbol" w:hint="default"/>
+        <w:sz w:val="20"/>
+      </w:rPr>
+    </w:lvl>
+    <w:lvl w:ilvl="1" w:tentative="1">
+      <w:start w:val="1"/>
+      <w:numFmt w:val="bullet"/>
+      <w:lvlText w:val="o"/>
+      <w:lvlJc w:val="left"/>
+      <w:pPr>
+        <w:tabs>
+          <w:tab w:val="num" w:pos="1440"/>
+        </w:tabs>
+        <w:ind w:left="1440" w:hanging="360"/>
+      </w:pPr>
+      <w:rPr>
+        <w:rFonts w:ascii="Courier New" w:hAnsi="Courier New" w:hint="default"/>
+        <w:sz w:val="20"/>
+      </w:rPr>
+    </w:lvl>
+    <w:lvl w:ilvl="2" w:tentative="1">
+      <w:start w:val="1"/>
+      <w:numFmt w:val="bullet"/>
+      <w:lvlText w:val=""/>
+      <w:lvlJc w:val="left"/>
+      <w:pPr>
+        <w:tabs>
+          <w:tab w:val="num" w:pos="2160"/>
+        </w:tabs>
+        <w:ind w:left="2160" w:hanging="360"/>
+      </w:pPr>
+      <w:rPr>
+        <w:rFonts w:ascii="Wingdings" w:hAnsi="Wingdings" w:hint="default"/>
+        <w:sz w:val="20"/>
+      </w:rPr>
+    </w:lvl>
+    <w:lvl w:ilvl="3" w:tentative="1">
+      <w:start w:val="1"/>
+      <w:numFmt w:val="bullet"/>
+      <w:lvlText w:val=""/>
+      <w:lvlJc w:val="left"/>
+      <w:pPr>
+        <w:tabs>
+          <w:tab w:val="num" w:pos="2880"/>
+        </w:tabs>
+        <w:ind w:left="2880" w:hanging="360"/>
+      </w:pPr>
+      <w:rPr>
+        <w:rFonts w:ascii="Wingdings" w:hAnsi="Wingdings" w:hint="default"/>
+        <w:sz w:val="20"/>
+      </w:rPr>
+    </w:lvl>
+    <w:lvl w:ilvl="4" w:tentative="1">
+      <w:start w:val="1"/>
+      <w:numFmt w:val="bullet"/>
+      <w:lvlText w:val=""/>
+      <w:lvlJc w:val="left"/>
+      <w:pPr>
+        <w:tabs>
+          <w:tab w:val="num" w:pos="3600"/>
+        </w:tabs>
+        <w:ind w:left="3600" w:hanging="360"/>
+      </w:pPr>
+      <w:rPr>
+        <w:rFonts w:ascii="Wingdings" w:hAnsi="Wingdings" w:hint="default"/>
+        <w:sz w:val="20"/>
+      </w:rPr>
+    </w:lvl>
+    <w:lvl w:ilvl="5" w:tentative="1">
+      <w:start w:val="1"/>
+      <w:numFmt w:val="bullet"/>
+      <w:lvlText w:val=""/>
+      <w:lvlJc w:val="left"/>
+      <w:pPr>
+        <w:tabs>
+          <w:tab w:val="num" w:pos="4320"/>
+        </w:tabs>
+        <w:ind w:left="4320" w:hanging="360"/>
+      </w:pPr>
+      <w:rPr>
+        <w:rFonts w:ascii="Wingdings" w:hAnsi="Wingdings" w:hint="default"/>
+        <w:sz w:val="20"/>
+      </w:rPr>
+    </w:lvl>
+    <w:lvl w:ilvl="6" w:tentative="1">
+      <w:start w:val="1"/>
+      <w:numFmt w:val="bullet"/>
+      <w:lvlText w:val=""/>
+      <w:lvlJc w:val="left"/>
+      <w:pPr>
+        <w:tabs>
+          <w:tab w:val="num" w:pos="5040"/>
+        </w:tabs>
+        <w:ind w:left="5040" w:hanging="360"/>
+      </w:pPr>
+      <w:rPr>
+        <w:rFonts w:ascii="Wingdings" w:hAnsi="Wingdings" w:hint="default"/>
+        <w:sz w:val="20"/>
+      </w:rPr>
+    </w:lvl>
+    <w:lvl w:ilvl="7" w:tentative="1">
+      <w:start w:val="1"/>
+      <w:numFmt w:val="bullet"/>
+      <w:lvlText w:val=""/>
+      <w:lvlJc w:val="left"/>
+      <w:pPr>
+        <w:tabs>
+          <w:tab w:val="num" w:pos="5760"/>
+        </w:tabs>
+        <w:ind w:left="5760" w:hanging="360"/>
+      </w:pPr>
+      <w:rPr>
+        <w:rFonts w:ascii="Wingdings" w:hAnsi="Wingdings" w:hint="default"/>
+        <w:sz w:val="20"/>
+      </w:rPr>
+    </w:lvl>
+    <w:lvl w:ilvl="8" w:tentative="1">
+      <w:start w:val="1"/>
+      <w:numFmt w:val="bullet"/>
+      <w:lvlText w:val=""/>
+      <w:lvlJc w:val="left"/>
+      <w:pPr>
+        <w:tabs>
+          <w:tab w:val="num" w:pos="6480"/>
+        </w:tabs>
+        <w:ind w:left="6480" w:hanging="360"/>
+      </w:pPr>
+      <w:rPr>
+        <w:rFonts w:ascii="Wingdings" w:hAnsi="Wingdings" w:hint="default"/>
+        <w:sz w:val="20"/>
+      </w:rPr>
+    </w:lvl>
+  </w:abstractNum>
+  <w:abstractNum w:abstractNumId="12" w15:restartNumberingAfterBreak="0">
     <w:nsid w:val="70C917D8"/>
     <w:multiLevelType w:val="multilevel"/>
     <w:tmpl w:val="E8BC1156"/>
@@ -3675,7 +4026,7 @@
       </w:rPr>
     </w:lvl>
   </w:abstractNum>
-  <w:abstractNum w:abstractNumId="11" w15:restartNumberingAfterBreak="0">
+  <w:abstractNum w:abstractNumId="13" w15:restartNumberingAfterBreak="0">
     <w:nsid w:val="788C63E2"/>
     <w:multiLevelType w:val="multilevel"/>
     <w:tmpl w:val="37285C48"/>
@@ -3824,7 +4175,7 @@
       </w:rPr>
     </w:lvl>
   </w:abstractNum>
-  <w:abstractNum w:abstractNumId="12" w15:restartNumberingAfterBreak="0">
+  <w:abstractNum w:abstractNumId="14" w15:restartNumberingAfterBreak="0">
     <w:nsid w:val="7D29703B"/>
     <w:multiLevelType w:val="multilevel"/>
     <w:tmpl w:val="AA2CE826"/>
@@ -3974,43 +4325,49 @@
     </w:lvl>
   </w:abstractNum>
   <w:num w:numId="1" w16cid:durableId="610206875">
-    <w:abstractNumId w:val="9"/>
+    <w:abstractNumId w:val="10"/>
   </w:num>
   <w:num w:numId="2" w16cid:durableId="1352680719">
-    <w:abstractNumId w:val="8"/>
+    <w:abstractNumId w:val="9"/>
   </w:num>
   <w:num w:numId="3" w16cid:durableId="677390336">
     <w:abstractNumId w:val="1"/>
   </w:num>
   <w:num w:numId="4" w16cid:durableId="297146321">
-    <w:abstractNumId w:val="7"/>
+    <w:abstractNumId w:val="8"/>
   </w:num>
   <w:num w:numId="5" w16cid:durableId="1077477700">
-    <w:abstractNumId w:val="10"/>
+    <w:abstractNumId w:val="12"/>
   </w:num>
   <w:num w:numId="6" w16cid:durableId="1126388516">
     <w:abstractNumId w:val="3"/>
   </w:num>
   <w:num w:numId="7" w16cid:durableId="34233384">
-    <w:abstractNumId w:val="5"/>
+    <w:abstractNumId w:val="6"/>
   </w:num>
   <w:num w:numId="8" w16cid:durableId="1448624132">
-    <w:abstractNumId w:val="4"/>
+    <w:abstractNumId w:val="5"/>
   </w:num>
   <w:num w:numId="9" w16cid:durableId="1882747356">
     <w:abstractNumId w:val="2"/>
   </w:num>
   <w:num w:numId="10" w16cid:durableId="2039508445">
-    <w:abstractNumId w:val="6"/>
+    <w:abstractNumId w:val="7"/>
   </w:num>
   <w:num w:numId="11" w16cid:durableId="1102529480">
-    <w:abstractNumId w:val="12"/>
+    <w:abstractNumId w:val="14"/>
   </w:num>
   <w:num w:numId="12" w16cid:durableId="1702779569">
     <w:abstractNumId w:val="0"/>
   </w:num>
   <w:num w:numId="13" w16cid:durableId="1692223905">
+    <w:abstractNumId w:val="13"/>
+  </w:num>
+  <w:num w:numId="14" w16cid:durableId="1184242443">
     <w:abstractNumId w:val="11"/>
+  </w:num>
+  <w:num w:numId="15" w16cid:durableId="1849785807">
+    <w:abstractNumId w:val="4"/>
   </w:num>
 </w:numbering>
 </file>
